--- a/Trabajo integrador y plan de proyecto/Trabajo_Integrador_Cambio_Climatico_Argentina_CORREGIDO.docx
+++ b/Trabajo integrador y plan de proyecto/Trabajo_Integrador_Cambio_Climatico_Argentina_CORREGIDO.docx
@@ -15168,6 +15168,22 @@
           <w:i w:val="0"/>
         </w:rPr>
         <w:t>Hunter, J. D. (2007). Matplotlib: A 2D graphics environment. *Computing in Science &amp; Engineering*, 9(3), 90–95.</w:t>
+      </w:r>
+    </w:p>
+    <w:p>
+      <w:pPr>
+        <w:pStyle w:val="Heading2"/>
+      </w:pPr>
+      <w:r>
+        <w:t>Nota de estado (agregada el 19/10/2026)</w:t>
+      </w:r>
+    </w:p>
+    <w:p>
+      <w:r>
+        <w:rPr>
+          <w:i/>
+        </w:rPr>
+        <w:t>Todos los procedimientos descritos en este informe, incluidos los objetivos 5 (modelos predictivos) y 6 (evaluaci?n frente al baseline), se encuentran implementados y ejecutados. Los objetivos 1 a 6 est?n disponibles en la interfaz Streamlit (app.py) y los objetivos 5 y 6 adem?s en el script reproducible modelos.py. El resultado obtenido confirma la regla de decisi?n fijada de antemano: ning?n modelo supera al baseline naive de persistencia, por lo que la hip?tesis H3 se rechaza y el hallazgo negativo se documenta como resultado v?lido.</w:t>
       </w:r>
     </w:p>
     <w:p>
